--- a/backend-exhibits/ShareFile to Google SharedDrive Standard Plan - Standard Included.docx
+++ b/backend-exhibits/ShareFile to Google SharedDrive Standard Plan - Standard Included.docx
@@ -49,7 +49,7 @@
             </w:pPr>
             <w:r>
               <w:rPr>
-                <w:rFonts w:ascii="Arial" w:eastAsia="Arial" w:hAnsi="Arial" w:cs="Arial"/>
+                <w:rFonts w:ascii="Arial" w:hAnsi="Arial" w:cs="Arial" w:eastAsia="Arial"/>
                 <w:b/>
                 <w:sz w:val="21"/>
               </w:rPr>
@@ -79,9 +79,9 @@
             </w:pPr>
             <w:r>
               <w:rPr>
-                <w:rFonts w:ascii="Arial" w:eastAsia="Arial" w:hAnsi="Arial" w:cs="Arial"/>
+                <w:rFonts w:ascii="Arial" w:hAnsi="Arial" w:cs="Arial" w:eastAsia="Arial"/>
                 <w:b/>
-                <w:sz w:val="19"/>
+                <w:sz w:val="21"/>
               </w:rPr>
               <w:t>Preserving File/Folder structure</w:t>
             </w:r>
@@ -103,8 +103,8 @@
             </w:pPr>
             <w:r>
               <w:rPr>
-                <w:rFonts w:ascii="Arial" w:eastAsia="Arial" w:hAnsi="Arial" w:cs="Arial"/>
-                <w:sz w:val="19"/>
+                <w:rFonts w:ascii="Arial" w:hAnsi="Arial" w:cs="Arial" w:eastAsia="Arial"/>
+                <w:sz w:val="21"/>
               </w:rPr>
               <w:t>CloudFuze ensures the seamless migration of the data from the source cloud to destination, preserving the accuracy and integrity of the data structure.</w:t>
             </w:r>
@@ -132,9 +132,9 @@
             </w:pPr>
             <w:r>
               <w:rPr>
-                <w:rFonts w:ascii="Arial" w:eastAsia="Arial" w:hAnsi="Arial" w:cs="Arial"/>
+                <w:rFonts w:ascii="Arial" w:hAnsi="Arial" w:cs="Arial" w:eastAsia="Arial"/>
                 <w:b/>
-                <w:sz w:val="19"/>
+                <w:sz w:val="21"/>
               </w:rPr>
               <w:t>Onetime</w:t>
             </w:r>
@@ -157,8 +157,8 @@
             </w:pPr>
             <w:r>
               <w:rPr>
-                <w:rFonts w:ascii="Arial" w:eastAsia="Arial" w:hAnsi="Arial" w:cs="Arial"/>
-                <w:sz w:val="19"/>
+                <w:rFonts w:ascii="Arial" w:hAnsi="Arial" w:cs="Arial" w:eastAsia="Arial"/>
+                <w:sz w:val="21"/>
               </w:rPr>
               <w:t>The initial data migration from source to destination is considered as One-time migration.</w:t>
             </w:r>
@@ -186,9 +186,9 @@
             </w:pPr>
             <w:r>
               <w:rPr>
-                <w:rFonts w:ascii="Arial" w:eastAsia="Arial" w:hAnsi="Arial" w:cs="Arial"/>
+                <w:rFonts w:ascii="Arial" w:hAnsi="Arial" w:cs="Arial" w:eastAsia="Arial"/>
                 <w:b/>
-                <w:sz w:val="19"/>
+                <w:sz w:val="21"/>
               </w:rPr>
               <w:t>Delta</w:t>
             </w:r>
@@ -210,8 +210,8 @@
             </w:pPr>
             <w:r>
               <w:rPr>
-                <w:rFonts w:ascii="Arial" w:eastAsia="Arial" w:hAnsi="Arial" w:cs="Arial"/>
-                <w:sz w:val="19"/>
+                <w:rFonts w:ascii="Arial" w:hAnsi="Arial" w:cs="Arial" w:eastAsia="Arial"/>
+                <w:sz w:val="21"/>
               </w:rPr>
               <w:t>Migration of incremental changes made in source during the onetime migration.</w:t>
             </w:r>
@@ -239,9 +239,9 @@
             </w:pPr>
             <w:r>
               <w:rPr>
-                <w:rFonts w:ascii="Arial" w:eastAsia="Arial" w:hAnsi="Arial" w:cs="Arial"/>
+                <w:rFonts w:ascii="Arial" w:hAnsi="Arial" w:cs="Arial" w:eastAsia="Arial"/>
                 <w:b/>
-                <w:sz w:val="19"/>
+                <w:sz w:val="21"/>
               </w:rPr>
               <w:t>Root Folder Permissions</w:t>
             </w:r>
@@ -263,8 +263,8 @@
             </w:pPr>
             <w:r>
               <w:rPr>
-                <w:rFonts w:ascii="Arial" w:eastAsia="Arial" w:hAnsi="Arial" w:cs="Arial"/>
-                <w:sz w:val="19"/>
+                <w:rFonts w:ascii="Arial" w:hAnsi="Arial" w:cs="Arial" w:eastAsia="Arial"/>
+                <w:sz w:val="21"/>
               </w:rPr>
               <w:t>CloudFuze preserves all root folder permissions along with access levels.</w:t>
             </w:r>
@@ -292,9 +292,9 @@
             </w:pPr>
             <w:r>
               <w:rPr>
-                <w:rFonts w:ascii="Arial" w:eastAsia="Arial" w:hAnsi="Arial" w:cs="Arial"/>
+                <w:rFonts w:ascii="Arial" w:hAnsi="Arial" w:cs="Arial" w:eastAsia="Arial"/>
                 <w:b/>
-                <w:sz w:val="19"/>
+                <w:sz w:val="21"/>
               </w:rPr>
               <w:t>Version History</w:t>
             </w:r>
@@ -316,8 +316,8 @@
             </w:pPr>
             <w:r>
               <w:rPr>
-                <w:rFonts w:ascii="Arial" w:eastAsia="Arial" w:hAnsi="Arial" w:cs="Arial"/>
-                <w:sz w:val="19"/>
+                <w:rFonts w:ascii="Arial" w:hAnsi="Arial" w:cs="Arial" w:eastAsia="Arial"/>
+                <w:sz w:val="21"/>
               </w:rPr>
               <w:t>Migration of all file versions from source to destination.</w:t>
             </w:r>
@@ -345,9 +345,9 @@
             </w:pPr>
             <w:r>
               <w:rPr>
-                <w:rFonts w:ascii="Arial" w:eastAsia="Arial" w:hAnsi="Arial" w:cs="Arial"/>
+                <w:rFonts w:ascii="Arial" w:hAnsi="Arial" w:cs="Arial" w:eastAsia="Arial"/>
                 <w:b/>
-                <w:sz w:val="19"/>
+                <w:sz w:val="21"/>
               </w:rPr>
               <w:t>Metadata</w:t>
             </w:r>
@@ -369,8 +369,8 @@
             </w:pPr>
             <w:r>
               <w:rPr>
-                <w:rFonts w:ascii="Arial" w:eastAsia="Arial" w:hAnsi="Arial" w:cs="Arial"/>
-                <w:sz w:val="19"/>
+                <w:rFonts w:ascii="Arial" w:hAnsi="Arial" w:cs="Arial" w:eastAsia="Arial"/>
+                <w:sz w:val="21"/>
               </w:rPr>
               <w:t>Maintaining the original timestamps, including creation and modification dates and times, when transferring data to the destination cloud.</w:t>
             </w:r>
@@ -398,9 +398,9 @@
             </w:pPr>
             <w:r>
               <w:rPr>
-                <w:rFonts w:ascii="Arial" w:eastAsia="Arial" w:hAnsi="Arial" w:cs="Arial"/>
+                <w:rFonts w:ascii="Arial" w:hAnsi="Arial" w:cs="Arial" w:eastAsia="Arial"/>
                 <w:b/>
-                <w:sz w:val="19"/>
+                <w:sz w:val="21"/>
               </w:rPr>
               <w:t>Special Characters Replacement</w:t>
             </w:r>
@@ -423,8 +423,8 @@
             </w:pPr>
             <w:r>
               <w:rPr>
-                <w:rFonts w:ascii="Arial" w:eastAsia="Arial" w:hAnsi="Arial" w:cs="Arial"/>
-                <w:sz w:val="19"/>
+                <w:rFonts w:ascii="Arial" w:hAnsi="Arial" w:cs="Arial" w:eastAsia="Arial"/>
+                <w:sz w:val="21"/>
               </w:rPr>
               <w:t>Special characters not supported by the destination cloud will be automatically replaced with underscores (_) or hyphens (-). This ensures that the integrity of the data is maintained during the migration process.</w:t>
             </w:r>
@@ -452,9 +452,9 @@
             </w:pPr>
             <w:r>
               <w:rPr>
-                <w:rFonts w:ascii="Arial" w:eastAsia="Arial" w:hAnsi="Arial" w:cs="Arial"/>
+                <w:rFonts w:ascii="Arial" w:hAnsi="Arial" w:cs="Arial" w:eastAsia="Arial"/>
                 <w:b/>
-                <w:sz w:val="19"/>
+                <w:sz w:val="21"/>
               </w:rPr>
               <w:t>Long-File/folder path</w:t>
             </w:r>
@@ -476,8 +476,8 @@
             </w:pPr>
             <w:r>
               <w:rPr>
-                <w:rFonts w:ascii="Arial" w:eastAsia="Arial" w:hAnsi="Arial" w:cs="Arial"/>
-                <w:sz w:val="19"/>
+                <w:rFonts w:ascii="Arial" w:hAnsi="Arial" w:cs="Arial" w:eastAsia="Arial"/>
+                <w:sz w:val="21"/>
               </w:rPr>
               <w:t>If the destination cloud has a long folder path limitation, the system automatically adjusts the destination's path as per the limitation.</w:t>
             </w:r>
@@ -505,9 +505,9 @@
             </w:pPr>
             <w:r>
               <w:rPr>
-                <w:rFonts w:ascii="Arial" w:eastAsia="Arial" w:hAnsi="Arial" w:cs="Arial"/>
+                <w:rFonts w:ascii="Arial" w:hAnsi="Arial" w:cs="Arial" w:eastAsia="Arial"/>
                 <w:b/>
-                <w:sz w:val="19"/>
+                <w:sz w:val="21"/>
               </w:rPr>
               <w:t>Auto-Retry</w:t>
             </w:r>
@@ -530,8 +530,8 @@
             </w:pPr>
             <w:r>
               <w:rPr>
-                <w:rFonts w:ascii="Arial" w:eastAsia="Arial" w:hAnsi="Arial" w:cs="Arial"/>
-                <w:sz w:val="19"/>
+                <w:rFonts w:ascii="Arial" w:hAnsi="Arial" w:cs="Arial" w:eastAsia="Arial"/>
+                <w:sz w:val="21"/>
               </w:rPr>
               <w:t>The system will automatically prevent the generation of email notifications for collaborations on folders/files originating from the destination cloud.</w:t>
             </w:r>
@@ -554,10 +554,10 @@
   <w:docDefaults>
     <w:rPrDefault>
       <w:rPr>
-        <w:rFonts w:asciiTheme="minorHAnsi" w:eastAsiaTheme="minorEastAsia" w:hAnsiTheme="minorHAnsi" w:cstheme="minorBidi"/>
+        <w:rFonts w:ascii="Arial" w:hAnsi="Arial" w:cs="Arial" w:eastAsia="Arial"/>
         <w:kern w:val="2"/>
-        <w:sz w:val="24"/>
-        <w:szCs w:val="24"/>
+        <w:sz w:val="21"/>
+        <w:szCs w:val="21"/>
         <w:lang w:val="en-IN" w:eastAsia="en-IN" w:bidi="ar-SA"/>
         <w14:ligatures w14:val="standardContextual"/>
       </w:rPr>
@@ -953,9 +953,9 @@
       <w:spacing w:line="259" w:lineRule="auto"/>
     </w:pPr>
     <w:rPr>
-      <w:rFonts w:ascii="Calibri" w:eastAsia="Calibri" w:hAnsi="Calibri" w:cs="Calibri"/>
+      <w:rFonts w:ascii="Arial" w:hAnsi="Arial" w:cs="Arial" w:eastAsia="Arial"/>
       <w:color w:val="000000"/>
-      <w:sz w:val="22"/>
+      <w:sz w:val="21"/>
     </w:rPr>
   </w:style>
   <w:style w:type="character" w:default="1" w:styleId="DefaultParagraphFont">
